--- a/microfrontend/washington_smiles/artifacts/p3c_Messaging_Playbook_WashingtonSmiles.docx
+++ b/microfrontend/washington_smiles/artifacts/p3c_Messaging_Playbook_WashingtonSmiles.docx
@@ -2175,7 +2175,7 @@
           <w:sz w:val="23"/>
           <w:shd w:fill="EBF3FB" w:val="clear"/>
         </w:rPr>
-        <w:t xml:space="preserve"> where I walk through everything I found on Integrity Dental Group alongside the numbers only you can provide: your actual scheduling hours, your real collections rate, and how long it takes a new manager to become fully productive. You'd walk away with a documented operational diagnosis, yours to keep.</w:t>
+        <w:t xml:space="preserve"> where I walk through everything I found on Integrity Dental Group alongside the numbers only you can provide: your actual scheduling hours, your real no-show and cancellation rate, and how quickly a drifting location actually gets noticed. You'd walk away with a documented operational diagnosis, yours to keep.</w:t>
       </w:r>
       <w:r>
         <w:rPr>
@@ -2285,7 +2285,7 @@
           <w:sz w:val="23"/>
           <w:shd w:fill="EBF3FB" w:val="clear"/>
         </w:rPr>
-        <w:t xml:space="preserve"> and the diagnosis is yours to keep either way.</w:t>
+        <w:t xml:space="preserve"> and the diagnosis is yours to keep either way. </w:t>
       </w:r>
       <w:r>
         <w:rPr>
@@ -5217,7 +5217,7 @@
           <w:sz w:val="23"/>
           <w:shd w:fill="EBF3FB" w:val="clear"/>
         </w:rPr>
-        <w:t xml:space="preserve"> paying a stranger feels like a risk, and I respect that. The guarantee exists for exactly that reason: if the session doesn't earn its fee, you keep the diagnosis and pay nothing. You decide, not me.</w:t>
+        <w:t xml:space="preserve"> paying a stranger feels like a risk, and I respect that. The guarantee exists for exactly that reason: if the session doesn't earn its fee, you keep the diagnosis and pay nothing. You decide, not me. </w:t>
         <w:br/>
         <w:br/>
         <w:t xml:space="preserve">That said, if you'd like a quick 15-minute call just to see if this is worth your time, I'm happy to do that first. No diagnosis in that call </w:t>
@@ -6883,7 +6883,7 @@
           <w:sz w:val="21"/>
           <w:shd w:fill="auto" w:val="clear"/>
         </w:rPr>
-        <w:t xml:space="preserve"> also solvable. Never defend the original diagnosis; absorb and ask one follow-up question before choosing which reply above to send.</w:t>
+        <w:t xml:space="preserve"> also solvable; (3) no-show and last-minute cancellation handling — Post 7, the Problem Register's weakest-evidenced item, so only raise it once discovery confirms it. Never defend the original diagnosis; absorb and ask one follow-up question before choosing which reply above to send.</w:t>
       </w:r>
     </w:p>
     <w:p>
@@ -9575,6 +9575,12 @@
         <w:t xml:space="preserve"> not persistence and volume.</w:t>
       </w:r>
     </w:p>
+    <w:sectPr>
+      <w:pgSz w:w="12240" w:h="15840"/>
+      <w:pgMar w:top="1440" w:right="1440" w:bottom="1440" w:left="1440" w:header="720" w:footer="720" w:gutter="0"/>
+      <w:cols w:space="720"/>
+      <w:docGrid w:linePitch="360"/>
+    </w:sectPr>
   </w:body>
 </w:document>
 </file>
